--- a/Modelos/ACT/Plano de trabalho ACT.docx
+++ b/Modelos/ACT/Plano de trabalho ACT.docx
@@ -7,8 +7,6 @@
         <w:spacing w:after="0" w:line="240" w:lineRule="auto"/>
         <w:jc w:val="center"/>
       </w:pPr>
-      <w:bookmarkStart w:id="0" w:name="_GoBack"/>
-      <w:bookmarkEnd w:id="0"/>
       <w:r>
         <w:rPr>
           <w:rFonts w:ascii="Arial" w:eastAsia="Times New Roman" w:hAnsi="Arial" w:cs="Arial"/>
@@ -83,12 +81,6 @@
         <w:gridCol w:w="2364"/>
       </w:tblGrid>
       <w:tr>
-        <w:tblPrEx>
-          <w:tblCellMar>
-            <w:top w:w="0" w:type="dxa"/>
-            <w:bottom w:w="0" w:type="dxa"/>
-          </w:tblCellMar>
-        </w:tblPrEx>
         <w:trPr>
           <w:trHeight w:val="70"/>
         </w:trPr>
@@ -127,12 +119,6 @@
         </w:tc>
       </w:tr>
       <w:tr>
-        <w:tblPrEx>
-          <w:tblCellMar>
-            <w:top w:w="0" w:type="dxa"/>
-            <w:bottom w:w="0" w:type="dxa"/>
-          </w:tblCellMar>
-        </w:tblPrEx>
         <w:trPr>
           <w:trHeight w:val="1"/>
         </w:trPr>
@@ -240,12 +226,6 @@
         </w:tc>
       </w:tr>
       <w:tr>
-        <w:tblPrEx>
-          <w:tblCellMar>
-            <w:top w:w="0" w:type="dxa"/>
-            <w:bottom w:w="0" w:type="dxa"/>
-          </w:tblCellMar>
-        </w:tblPrEx>
         <w:trPr>
           <w:trHeight w:val="1"/>
         </w:trPr>
@@ -308,30 +288,12 @@
                 <w:szCs w:val="16"/>
                 <w:lang w:eastAsia="pt-BR"/>
               </w:rPr>
-              <w:t xml:space="preserve">CIDADE UNIVERSITÁRIA PROF. “JOSÉ MARIANO </w:t>
-            </w:r>
-            <w:r>
-              <w:rPr>
-                <w:rFonts w:ascii="Arial" w:eastAsia="Times New Roman" w:hAnsi="Arial" w:cs="Arial"/>
-                <w:b/>
-                <w:bCs/>
-                <w:color w:val="000000"/>
-                <w:sz w:val="16"/>
-                <w:szCs w:val="16"/>
-                <w:lang w:eastAsia="pt-BR"/>
-              </w:rPr>
-              <w:t>DA ROCHA FILHO”, AV. RORAIMA N. 1000, BAIRRO CAMOBI</w:t>
+              <w:t>CIDADE UNIVERSITÁRIA PROF. “JOSÉ MARIANO DA ROCHA FILHO”, AV. RORAIMA N. 1000, BAIRRO CAMOBI</w:t>
             </w:r>
           </w:p>
         </w:tc>
       </w:tr>
       <w:tr>
-        <w:tblPrEx>
-          <w:tblCellMar>
-            <w:top w:w="0" w:type="dxa"/>
-            <w:bottom w:w="0" w:type="dxa"/>
-          </w:tblCellMar>
-        </w:tblPrEx>
         <w:trPr>
           <w:trHeight w:val="1"/>
         </w:trPr>
@@ -556,15 +518,27 @@
               <w:spacing w:after="0" w:line="240" w:lineRule="auto"/>
               <w:jc w:val="both"/>
             </w:pPr>
-            <w:r>
-              <w:rPr>
-                <w:rFonts w:ascii="Arial" w:eastAsia="Times New Roman" w:hAnsi="Arial" w:cs="Arial"/>
-                <w:color w:val="000000"/>
-                <w:sz w:val="16"/>
-                <w:szCs w:val="16"/>
-                <w:lang w:eastAsia="pt-BR"/>
-              </w:rPr>
-              <w:t>Esf. Administrativa</w:t>
+            <w:proofErr w:type="spellStart"/>
+            <w:r>
+              <w:rPr>
+                <w:rFonts w:ascii="Arial" w:eastAsia="Times New Roman" w:hAnsi="Arial" w:cs="Arial"/>
+                <w:color w:val="000000"/>
+                <w:sz w:val="16"/>
+                <w:szCs w:val="16"/>
+                <w:lang w:eastAsia="pt-BR"/>
+              </w:rPr>
+              <w:t>Esf</w:t>
+            </w:r>
+            <w:proofErr w:type="spellEnd"/>
+            <w:r>
+              <w:rPr>
+                <w:rFonts w:ascii="Arial" w:eastAsia="Times New Roman" w:hAnsi="Arial" w:cs="Arial"/>
+                <w:color w:val="000000"/>
+                <w:sz w:val="16"/>
+                <w:szCs w:val="16"/>
+                <w:lang w:eastAsia="pt-BR"/>
+              </w:rPr>
+              <w:t>. Administrativa</w:t>
             </w:r>
           </w:p>
           <w:p>
@@ -588,12 +562,6 @@
         </w:tc>
       </w:tr>
       <w:tr>
-        <w:tblPrEx>
-          <w:tblCellMar>
-            <w:top w:w="0" w:type="dxa"/>
-            <w:bottom w:w="0" w:type="dxa"/>
-          </w:tblCellMar>
-        </w:tblPrEx>
         <w:trPr>
           <w:trHeight w:val="1"/>
         </w:trPr>
@@ -702,12 +670,6 @@
         </w:tc>
       </w:tr>
       <w:tr>
-        <w:tblPrEx>
-          <w:tblCellMar>
-            <w:top w:w="0" w:type="dxa"/>
-            <w:bottom w:w="0" w:type="dxa"/>
-          </w:tblCellMar>
-        </w:tblPrEx>
         <w:trPr>
           <w:trHeight w:val="1"/>
         </w:trPr>
@@ -740,17 +702,7 @@
                 <w:szCs w:val="16"/>
                 <w:lang w:eastAsia="pt-BR"/>
               </w:rPr>
-              <w:t xml:space="preserve">RG </w:t>
-            </w:r>
-            <w:r>
-              <w:rPr>
-                <w:rFonts w:ascii="Arial" w:eastAsia="Times New Roman" w:hAnsi="Arial" w:cs="Arial"/>
-                <w:color w:val="000000"/>
-                <w:sz w:val="16"/>
-                <w:szCs w:val="16"/>
-                <w:lang w:eastAsia="pt-BR"/>
-              </w:rPr>
-              <w:t>/ Órgão Expedidor</w:t>
+              <w:t>RG / Órgão Expedidor</w:t>
             </w:r>
           </w:p>
           <w:p>
@@ -808,6 +760,7 @@
               <w:spacing w:after="0" w:line="240" w:lineRule="auto"/>
               <w:jc w:val="both"/>
             </w:pPr>
+            <w:proofErr w:type="spellStart"/>
             <w:r>
               <w:rPr>
                 <w:rFonts w:ascii="Arial" w:eastAsia="Times New Roman" w:hAnsi="Arial" w:cs="Arial"/>
@@ -818,7 +771,20 @@
                 <w:szCs w:val="16"/>
                 <w:lang w:eastAsia="pt-BR"/>
               </w:rPr>
-              <w:t>PROF.a TIT.</w:t>
+              <w:t>PROF.a</w:t>
+            </w:r>
+            <w:proofErr w:type="spellEnd"/>
+            <w:r>
+              <w:rPr>
+                <w:rFonts w:ascii="Arial" w:eastAsia="Times New Roman" w:hAnsi="Arial" w:cs="Arial"/>
+                <w:b/>
+                <w:bCs/>
+                <w:color w:val="000000"/>
+                <w:sz w:val="16"/>
+                <w:szCs w:val="16"/>
+                <w:lang w:eastAsia="pt-BR"/>
+              </w:rPr>
+              <w:t xml:space="preserve"> TIT.</w:t>
             </w:r>
           </w:p>
         </w:tc>
@@ -950,12 +916,6 @@
         </w:tc>
       </w:tr>
       <w:tr>
-        <w:tblPrEx>
-          <w:tblCellMar>
-            <w:top w:w="0" w:type="dxa"/>
-            <w:bottom w:w="0" w:type="dxa"/>
-          </w:tblCellMar>
-        </w:tblPrEx>
         <w:trPr>
           <w:trHeight w:val="351"/>
         </w:trPr>
@@ -1094,12 +1054,6 @@
         <w:gridCol w:w="5565"/>
       </w:tblGrid>
       <w:tr>
-        <w:tblPrEx>
-          <w:tblCellMar>
-            <w:top w:w="0" w:type="dxa"/>
-            <w:bottom w:w="0" w:type="dxa"/>
-          </w:tblCellMar>
-        </w:tblPrEx>
         <w:trPr>
           <w:trHeight w:val="1"/>
         </w:trPr>
@@ -1139,12 +1093,6 @@
         </w:tc>
       </w:tr>
       <w:tr>
-        <w:tblPrEx>
-          <w:tblCellMar>
-            <w:top w:w="0" w:type="dxa"/>
-            <w:bottom w:w="0" w:type="dxa"/>
-          </w:tblCellMar>
-        </w:tblPrEx>
         <w:trPr>
           <w:trHeight w:val="1"/>
         </w:trPr>
@@ -1234,12 +1182,6 @@
         </w:tc>
       </w:tr>
       <w:tr>
-        <w:tblPrEx>
-          <w:tblCellMar>
-            <w:top w:w="0" w:type="dxa"/>
-            <w:bottom w:w="0" w:type="dxa"/>
-          </w:tblCellMar>
-        </w:tblPrEx>
         <w:trPr>
           <w:trHeight w:val="1"/>
         </w:trPr>
@@ -1278,12 +1220,6 @@
         </w:tc>
       </w:tr>
       <w:tr>
-        <w:tblPrEx>
-          <w:tblCellMar>
-            <w:top w:w="0" w:type="dxa"/>
-            <w:bottom w:w="0" w:type="dxa"/>
-          </w:tblCellMar>
-        </w:tblPrEx>
         <w:trPr>
           <w:trHeight w:val="1"/>
         </w:trPr>
@@ -1480,26 +1416,32 @@
               <w:spacing w:after="0" w:line="240" w:lineRule="auto"/>
               <w:jc w:val="both"/>
             </w:pPr>
-            <w:r>
-              <w:rPr>
-                <w:rFonts w:ascii="Arial" w:eastAsia="Times New Roman" w:hAnsi="Arial" w:cs="Arial"/>
-                <w:color w:val="000000"/>
-                <w:sz w:val="16"/>
-                <w:szCs w:val="16"/>
-                <w:lang w:eastAsia="pt-BR"/>
-              </w:rPr>
-              <w:t>Esf. Administrativa</w:t>
+            <w:proofErr w:type="spellStart"/>
+            <w:r>
+              <w:rPr>
+                <w:rFonts w:ascii="Arial" w:eastAsia="Times New Roman" w:hAnsi="Arial" w:cs="Arial"/>
+                <w:color w:val="000000"/>
+                <w:sz w:val="16"/>
+                <w:szCs w:val="16"/>
+                <w:lang w:eastAsia="pt-BR"/>
+              </w:rPr>
+              <w:t>Esf</w:t>
+            </w:r>
+            <w:proofErr w:type="spellEnd"/>
+            <w:r>
+              <w:rPr>
+                <w:rFonts w:ascii="Arial" w:eastAsia="Times New Roman" w:hAnsi="Arial" w:cs="Arial"/>
+                <w:color w:val="000000"/>
+                <w:sz w:val="16"/>
+                <w:szCs w:val="16"/>
+                <w:lang w:eastAsia="pt-BR"/>
+              </w:rPr>
+              <w:t>. Administrativa</w:t>
             </w:r>
           </w:p>
         </w:tc>
       </w:tr>
       <w:tr>
-        <w:tblPrEx>
-          <w:tblCellMar>
-            <w:top w:w="0" w:type="dxa"/>
-            <w:bottom w:w="0" w:type="dxa"/>
-          </w:tblCellMar>
-        </w:tblPrEx>
         <w:trPr>
           <w:trHeight w:val="526"/>
         </w:trPr>
@@ -1607,12 +1549,6 @@
         </w:tc>
       </w:tr>
       <w:tr>
-        <w:tblPrEx>
-          <w:tblCellMar>
-            <w:top w:w="0" w:type="dxa"/>
-            <w:bottom w:w="0" w:type="dxa"/>
-          </w:tblCellMar>
-        </w:tblPrEx>
         <w:trPr>
           <w:trHeight w:val="420"/>
         </w:trPr>
@@ -1734,16 +1670,10 @@
         <w:tblLook w:val="0000" w:firstRow="0" w:lastRow="0" w:firstColumn="0" w:lastColumn="0" w:noHBand="0" w:noVBand="0"/>
       </w:tblPr>
       <w:tblGrid>
-        <w:gridCol w:w="749"/>
-        <w:gridCol w:w="7756"/>
+        <w:gridCol w:w="2552"/>
+        <w:gridCol w:w="5953"/>
       </w:tblGrid>
       <w:tr>
-        <w:tblPrEx>
-          <w:tblCellMar>
-            <w:top w:w="0" w:type="dxa"/>
-            <w:bottom w:w="0" w:type="dxa"/>
-          </w:tblCellMar>
-        </w:tblPrEx>
         <w:trPr>
           <w:trHeight w:val="1"/>
         </w:trPr>
@@ -1783,18 +1713,12 @@
         </w:tc>
       </w:tr>
       <w:tr>
-        <w:tblPrEx>
-          <w:tblCellMar>
-            <w:top w:w="0" w:type="dxa"/>
-            <w:bottom w:w="0" w:type="dxa"/>
-          </w:tblCellMar>
-        </w:tblPrEx>
         <w:trPr>
           <w:trHeight w:val="1"/>
         </w:trPr>
         <w:tc>
           <w:tcPr>
-            <w:tcW w:w="749" w:type="dxa"/>
+            <w:tcW w:w="2552" w:type="dxa"/>
             <w:tcBorders>
               <w:top w:val="single" w:sz="4" w:space="0" w:color="000001"/>
               <w:bottom w:val="single" w:sz="4" w:space="0" w:color="000001"/>
@@ -1822,6 +1746,60 @@
               </w:rPr>
               <w:t>Nome:</w:t>
             </w:r>
+            <w:r>
+              <w:rPr>
+                <w:rFonts w:ascii="Arial" w:eastAsia="Times New Roman" w:hAnsi="Arial" w:cs="Arial"/>
+                <w:color w:val="000000"/>
+                <w:sz w:val="16"/>
+                <w:szCs w:val="16"/>
+                <w:lang w:eastAsia="pt-BR"/>
+              </w:rPr>
+              <w:t xml:space="preserve"> </w:t>
+            </w:r>
+            <w:proofErr w:type="gramStart"/>
+            <w:r>
+              <w:rPr>
+                <w:rFonts w:ascii="Arial" w:eastAsia="Times New Roman" w:hAnsi="Arial" w:cs="Arial"/>
+                <w:color w:val="000000"/>
+                <w:sz w:val="16"/>
+                <w:szCs w:val="16"/>
+                <w:lang w:eastAsia="pt-BR"/>
+              </w:rPr>
+              <w:t xml:space="preserve">{{ </w:t>
+            </w:r>
+            <w:proofErr w:type="spellStart"/>
+            <w:r>
+              <w:rPr>
+                <w:rFonts w:ascii="Arial" w:eastAsia="Times New Roman" w:hAnsi="Arial" w:cs="Arial"/>
+                <w:color w:val="000000"/>
+                <w:sz w:val="16"/>
+                <w:szCs w:val="16"/>
+                <w:lang w:eastAsia="pt-BR"/>
+              </w:rPr>
+              <w:t>nome</w:t>
+            </w:r>
+            <w:proofErr w:type="gramEnd"/>
+            <w:r>
+              <w:rPr>
+                <w:rFonts w:ascii="Arial" w:eastAsia="Times New Roman" w:hAnsi="Arial" w:cs="Arial"/>
+                <w:color w:val="000000"/>
+                <w:sz w:val="16"/>
+                <w:szCs w:val="16"/>
+                <w:lang w:eastAsia="pt-BR"/>
+              </w:rPr>
+              <w:t>_coord</w:t>
+            </w:r>
+            <w:proofErr w:type="spellEnd"/>
+            <w:r>
+              <w:rPr>
+                <w:rFonts w:ascii="Arial" w:eastAsia="Times New Roman" w:hAnsi="Arial" w:cs="Arial"/>
+                <w:color w:val="000000"/>
+                <w:sz w:val="16"/>
+                <w:szCs w:val="16"/>
+                <w:lang w:eastAsia="pt-BR"/>
+              </w:rPr>
+              <w:t xml:space="preserve"> }}</w:t>
+            </w:r>
           </w:p>
           <w:p>
             <w:pPr>
@@ -1844,7 +1822,7 @@
         </w:tc>
         <w:tc>
           <w:tcPr>
-            <w:tcW w:w="7756" w:type="dxa"/>
+            <w:tcW w:w="5953" w:type="dxa"/>
             <w:tcBorders>
               <w:top w:val="single" w:sz="4" w:space="0" w:color="000001"/>
               <w:bottom w:val="single" w:sz="4" w:space="0" w:color="000001"/>
@@ -1862,15 +1840,81 @@
               <w:spacing w:after="0" w:line="240" w:lineRule="auto"/>
               <w:jc w:val="both"/>
             </w:pPr>
-            <w:r>
-              <w:rPr>
-                <w:rFonts w:ascii="Arial" w:eastAsia="Times New Roman" w:hAnsi="Arial" w:cs="Arial"/>
-                <w:color w:val="000000"/>
-                <w:sz w:val="16"/>
-                <w:szCs w:val="16"/>
-                <w:lang w:eastAsia="pt-BR"/>
-              </w:rPr>
-              <w:t>Siape:</w:t>
+            <w:proofErr w:type="spellStart"/>
+            <w:r>
+              <w:rPr>
+                <w:rFonts w:ascii="Arial" w:eastAsia="Times New Roman" w:hAnsi="Arial" w:cs="Arial"/>
+                <w:color w:val="000000"/>
+                <w:sz w:val="16"/>
+                <w:szCs w:val="16"/>
+                <w:lang w:eastAsia="pt-BR"/>
+              </w:rPr>
+              <w:t>Siape</w:t>
+            </w:r>
+            <w:proofErr w:type="spellEnd"/>
+            <w:r>
+              <w:rPr>
+                <w:rFonts w:ascii="Arial" w:eastAsia="Times New Roman" w:hAnsi="Arial" w:cs="Arial"/>
+                <w:color w:val="000000"/>
+                <w:sz w:val="16"/>
+                <w:szCs w:val="16"/>
+                <w:lang w:eastAsia="pt-BR"/>
+              </w:rPr>
+              <w:t>:</w:t>
+            </w:r>
+            <w:r>
+              <w:rPr>
+                <w:rFonts w:ascii="Arial" w:eastAsia="Times New Roman" w:hAnsi="Arial" w:cs="Arial"/>
+                <w:color w:val="000000"/>
+                <w:sz w:val="16"/>
+                <w:szCs w:val="16"/>
+                <w:lang w:eastAsia="pt-BR"/>
+              </w:rPr>
+              <w:t xml:space="preserve"> </w:t>
+            </w:r>
+            <w:proofErr w:type="gramStart"/>
+            <w:r>
+              <w:rPr>
+                <w:rFonts w:ascii="Arial" w:eastAsia="Times New Roman" w:hAnsi="Arial" w:cs="Arial"/>
+                <w:color w:val="000000"/>
+                <w:sz w:val="16"/>
+                <w:szCs w:val="16"/>
+                <w:lang w:eastAsia="pt-BR"/>
+              </w:rPr>
+              <w:t xml:space="preserve">{{ </w:t>
+            </w:r>
+            <w:proofErr w:type="spellStart"/>
+            <w:r>
+              <w:rPr>
+                <w:rFonts w:ascii="Arial" w:eastAsia="Times New Roman" w:hAnsi="Arial" w:cs="Arial"/>
+                <w:color w:val="000000"/>
+                <w:sz w:val="16"/>
+                <w:szCs w:val="16"/>
+                <w:lang w:eastAsia="pt-BR"/>
+              </w:rPr>
+              <w:t>siape</w:t>
+            </w:r>
+            <w:proofErr w:type="gramEnd"/>
+            <w:r>
+              <w:rPr>
+                <w:rFonts w:ascii="Arial" w:eastAsia="Times New Roman" w:hAnsi="Arial" w:cs="Arial"/>
+                <w:color w:val="000000"/>
+                <w:sz w:val="16"/>
+                <w:szCs w:val="16"/>
+                <w:lang w:eastAsia="pt-BR"/>
+              </w:rPr>
+              <w:t>_coord</w:t>
+            </w:r>
+            <w:proofErr w:type="spellEnd"/>
+            <w:r>
+              <w:rPr>
+                <w:rFonts w:ascii="Arial" w:eastAsia="Times New Roman" w:hAnsi="Arial" w:cs="Arial"/>
+                <w:color w:val="000000"/>
+                <w:sz w:val="16"/>
+                <w:szCs w:val="16"/>
+                <w:lang w:eastAsia="pt-BR"/>
+              </w:rPr>
+              <w:t xml:space="preserve"> }} </w:t>
             </w:r>
           </w:p>
         </w:tc>
@@ -1900,12 +1944,6 @@
         <w:gridCol w:w="8520"/>
       </w:tblGrid>
       <w:tr>
-        <w:tblPrEx>
-          <w:tblCellMar>
-            <w:top w:w="0" w:type="dxa"/>
-            <w:bottom w:w="0" w:type="dxa"/>
-          </w:tblCellMar>
-        </w:tblPrEx>
         <w:trPr>
           <w:trHeight w:val="248"/>
         </w:trPr>
@@ -1946,12 +1984,6 @@
         </w:tc>
       </w:tr>
       <w:tr>
-        <w:tblPrEx>
-          <w:tblCellMar>
-            <w:top w:w="0" w:type="dxa"/>
-            <w:bottom w:w="0" w:type="dxa"/>
-          </w:tblCellMar>
-        </w:tblPrEx>
         <w:trPr>
           <w:trHeight w:val="1254"/>
         </w:trPr>
@@ -1985,19 +2017,7 @@
                 <w:szCs w:val="16"/>
                 <w:lang w:eastAsia="pt-BR"/>
               </w:rPr>
-              <w:t>2.1 – TÍTULO: ACORDO DE COOPERAÇÃO TÉCNICA ENTRE A UFSM</w:t>
-            </w:r>
-            <w:r>
-              <w:rPr>
-                <w:rFonts w:ascii="Arial" w:eastAsia="Times New Roman" w:hAnsi="Arial" w:cs="Arial"/>
-                <w:b/>
-                <w:bCs/>
-                <w:color w:val="000000"/>
-                <w:sz w:val="16"/>
-                <w:szCs w:val="16"/>
-                <w:lang w:eastAsia="pt-BR"/>
-              </w:rPr>
-              <w:t xml:space="preserve"> E </w:t>
+              <w:t xml:space="preserve">2.1 – TÍTULO: ACORDO DE COOPERAÇÃO TÉCNICA ENTRE A UFSM E </w:t>
             </w:r>
             <w:r>
               <w:rPr>
@@ -2077,7 +2097,61 @@
                 <w:szCs w:val="16"/>
                 <w:lang w:eastAsia="pt-BR"/>
               </w:rPr>
-              <w:t>2.1.2 – TÉRMINO: </w:t>
+              <w:t>2.1.2 – TÉRMINO</w:t>
+            </w:r>
+            <w:proofErr w:type="gramStart"/>
+            <w:r>
+              <w:rPr>
+                <w:rFonts w:ascii="Arial" w:eastAsia="Times New Roman" w:hAnsi="Arial" w:cs="Arial"/>
+                <w:color w:val="000000"/>
+                <w:sz w:val="16"/>
+                <w:szCs w:val="16"/>
+                <w:lang w:eastAsia="pt-BR"/>
+              </w:rPr>
+              <w:t>: </w:t>
+            </w:r>
+            <w:r>
+              <w:rPr>
+                <w:rFonts w:ascii="Arial" w:eastAsia="Times New Roman" w:hAnsi="Arial" w:cs="Arial"/>
+                <w:color w:val="000000"/>
+                <w:sz w:val="16"/>
+                <w:szCs w:val="16"/>
+                <w:lang w:eastAsia="pt-BR"/>
+              </w:rPr>
+              <w:t xml:space="preserve"> {</w:t>
+            </w:r>
+            <w:proofErr w:type="gramEnd"/>
+            <w:r>
+              <w:rPr>
+                <w:rFonts w:ascii="Arial" w:eastAsia="Times New Roman" w:hAnsi="Arial" w:cs="Arial"/>
+                <w:color w:val="000000"/>
+                <w:sz w:val="16"/>
+                <w:szCs w:val="16"/>
+                <w:lang w:eastAsia="pt-BR"/>
+              </w:rPr>
+              <w:t xml:space="preserve">{ </w:t>
+            </w:r>
+            <w:proofErr w:type="spellStart"/>
+            <w:r>
+              <w:rPr>
+                <w:rFonts w:ascii="Arial" w:eastAsia="Times New Roman" w:hAnsi="Arial" w:cs="Arial"/>
+                <w:color w:val="000000"/>
+                <w:sz w:val="16"/>
+                <w:szCs w:val="16"/>
+                <w:lang w:eastAsia="pt-BR"/>
+              </w:rPr>
+              <w:t>data_termino</w:t>
+            </w:r>
+            <w:proofErr w:type="spellEnd"/>
+            <w:r>
+              <w:rPr>
+                <w:rFonts w:ascii="Arial" w:eastAsia="Times New Roman" w:hAnsi="Arial" w:cs="Arial"/>
+                <w:color w:val="000000"/>
+                <w:sz w:val="16"/>
+                <w:szCs w:val="16"/>
+                <w:lang w:eastAsia="pt-BR"/>
+              </w:rPr>
+              <w:t xml:space="preserve"> }}</w:t>
             </w:r>
           </w:p>
           <w:p>
@@ -2094,12 +2168,6 @@
         </w:tc>
       </w:tr>
       <w:tr>
-        <w:tblPrEx>
-          <w:tblCellMar>
-            <w:top w:w="0" w:type="dxa"/>
-            <w:bottom w:w="0" w:type="dxa"/>
-          </w:tblCellMar>
-        </w:tblPrEx>
         <w:trPr>
           <w:trHeight w:val="1855"/>
         </w:trPr>
@@ -2139,6 +2207,33 @@
           <w:p>
             <w:pPr>
               <w:spacing w:after="0" w:line="240" w:lineRule="auto"/>
+            </w:pPr>
+            <w:proofErr w:type="gramStart"/>
+            <w:r>
+              <w:rPr>
+                <w:rFonts w:ascii="Arial" w:eastAsia="Times New Roman" w:hAnsi="Arial" w:cs="Arial"/>
+                <w:color w:val="000000"/>
+                <w:sz w:val="16"/>
+                <w:szCs w:val="16"/>
+                <w:lang w:eastAsia="pt-BR"/>
+              </w:rPr>
+              <w:t>{{ objetivos</w:t>
+            </w:r>
+            <w:proofErr w:type="gramEnd"/>
+            <w:r>
+              <w:rPr>
+                <w:rFonts w:ascii="Arial" w:eastAsia="Times New Roman" w:hAnsi="Arial" w:cs="Arial"/>
+                <w:color w:val="000000"/>
+                <w:sz w:val="16"/>
+                <w:szCs w:val="16"/>
+                <w:lang w:eastAsia="pt-BR"/>
+              </w:rPr>
+              <w:t xml:space="preserve"> }}</w:t>
+            </w:r>
+          </w:p>
+          <w:p>
+            <w:pPr>
+              <w:spacing w:after="0" w:line="240" w:lineRule="auto"/>
               <w:rPr>
                 <w:rFonts w:ascii="Times New Roman" w:eastAsia="Times New Roman" w:hAnsi="Times New Roman"/>
                 <w:sz w:val="24"/>
@@ -2150,12 +2245,6 @@
         </w:tc>
       </w:tr>
       <w:tr>
-        <w:tblPrEx>
-          <w:tblCellMar>
-            <w:top w:w="0" w:type="dxa"/>
-            <w:bottom w:w="0" w:type="dxa"/>
-          </w:tblCellMar>
-        </w:tblPrEx>
         <w:trPr>
           <w:trHeight w:val="1855"/>
         </w:trPr>
@@ -2178,7 +2267,6 @@
             <w:pPr>
               <w:spacing w:after="0" w:line="240" w:lineRule="auto"/>
               <w:ind w:right="120"/>
-              <w:jc w:val="both"/>
             </w:pPr>
             <w:r>
               <w:rPr>
@@ -2193,16 +2281,30 @@
               <w:lastRenderedPageBreak/>
               <w:t>2.3 METAS</w:t>
             </w:r>
+            <w:r>
+              <w:rPr>
+                <w:rFonts w:ascii="Arial" w:eastAsia="Times New Roman" w:hAnsi="Arial" w:cs="Arial"/>
+                <w:b/>
+                <w:bCs/>
+                <w:color w:val="000000"/>
+                <w:sz w:val="16"/>
+                <w:szCs w:val="16"/>
+                <w:lang w:eastAsia="pt-BR"/>
+              </w:rPr>
+              <w:br/>
+            </w:r>
+            <w:proofErr w:type="gramStart"/>
+            <w:r>
+              <w:t>{{ metas</w:t>
+            </w:r>
+            <w:proofErr w:type="gramEnd"/>
+            <w:r>
+              <w:t xml:space="preserve"> }} </w:t>
+            </w:r>
           </w:p>
         </w:tc>
       </w:tr>
       <w:tr>
-        <w:tblPrEx>
-          <w:tblCellMar>
-            <w:top w:w="0" w:type="dxa"/>
-            <w:bottom w:w="0" w:type="dxa"/>
-          </w:tblCellMar>
-        </w:tblPrEx>
         <w:trPr>
           <w:trHeight w:val="1261"/>
         </w:trPr>
@@ -2249,6 +2351,17 @@
                 <w:lang w:eastAsia="pt-BR"/>
               </w:rPr>
             </w:pPr>
+            <w:proofErr w:type="gramStart"/>
+            <w:r>
+              <w:t xml:space="preserve">{{ </w:t>
+            </w:r>
+            <w:r>
+              <w:t>justificativa</w:t>
+            </w:r>
+            <w:proofErr w:type="gramEnd"/>
+            <w:r>
+              <w:t xml:space="preserve"> }}</w:t>
+            </w:r>
           </w:p>
         </w:tc>
       </w:tr>
@@ -2283,12 +2396,6 @@
         <w:gridCol w:w="1534"/>
       </w:tblGrid>
       <w:tr>
-        <w:tblPrEx>
-          <w:tblCellMar>
-            <w:top w:w="0" w:type="dxa"/>
-            <w:bottom w:w="0" w:type="dxa"/>
-          </w:tblCellMar>
-        </w:tblPrEx>
         <w:trPr>
           <w:trHeight w:val="260"/>
         </w:trPr>
@@ -2324,28 +2431,12 @@
                 <w:color w:val="000000"/>
                 <w:lang w:eastAsia="pt-BR"/>
               </w:rPr>
-              <w:t xml:space="preserve">3 CRONOGRAMA DE </w:t>
-            </w:r>
-            <w:r>
-              <w:rPr>
-                <w:rFonts w:ascii="Arial" w:eastAsia="Times New Roman" w:hAnsi="Arial" w:cs="Arial"/>
-                <w:b/>
-                <w:bCs/>
-                <w:color w:val="000000"/>
-                <w:lang w:eastAsia="pt-BR"/>
-              </w:rPr>
-              <w:t>EXECUÇÃO                                                                                                                                </w:t>
+              <w:t>3 CRONOGRAMA DE EXECUÇÃO                                                                                                                                </w:t>
             </w:r>
           </w:p>
         </w:tc>
       </w:tr>
       <w:tr>
-        <w:tblPrEx>
-          <w:tblCellMar>
-            <w:top w:w="0" w:type="dxa"/>
-            <w:bottom w:w="0" w:type="dxa"/>
-          </w:tblCellMar>
-        </w:tblPrEx>
         <w:trPr>
           <w:trHeight w:val="379"/>
         </w:trPr>
@@ -2588,12 +2679,6 @@
         </w:tc>
       </w:tr>
       <w:tr>
-        <w:tblPrEx>
-          <w:tblCellMar>
-            <w:top w:w="0" w:type="dxa"/>
-            <w:bottom w:w="0" w:type="dxa"/>
-          </w:tblCellMar>
-        </w:tblPrEx>
         <w:trPr>
           <w:trHeight w:val="240"/>
         </w:trPr>
@@ -2789,24 +2874,28 @@
               <w:spacing w:after="0" w:line="240" w:lineRule="auto"/>
               <w:jc w:val="center"/>
             </w:pPr>
+            <w:proofErr w:type="spellStart"/>
             <w:r>
               <w:rPr>
                 <w:rFonts w:eastAsia="Times New Roman" w:cs="Calibri"/>
                 <w:color w:val="000000"/>
                 <w:lang w:eastAsia="pt-BR"/>
               </w:rPr>
-              <w:t>xx anos A.A.A </w:t>
+              <w:t>xx</w:t>
+            </w:r>
+            <w:proofErr w:type="spellEnd"/>
+            <w:r>
+              <w:rPr>
+                <w:rFonts w:eastAsia="Times New Roman" w:cs="Calibri"/>
+                <w:color w:val="000000"/>
+                <w:lang w:eastAsia="pt-BR"/>
+              </w:rPr>
+              <w:t xml:space="preserve"> anos A.A.A </w:t>
             </w:r>
           </w:p>
         </w:tc>
       </w:tr>
       <w:tr>
-        <w:tblPrEx>
-          <w:tblCellMar>
-            <w:top w:w="0" w:type="dxa"/>
-            <w:bottom w:w="0" w:type="dxa"/>
-          </w:tblCellMar>
-        </w:tblPrEx>
         <w:trPr>
           <w:trHeight w:val="260"/>
         </w:trPr>
@@ -3007,12 +3096,6 @@
         </w:tc>
       </w:tr>
       <w:tr>
-        <w:tblPrEx>
-          <w:tblCellMar>
-            <w:top w:w="0" w:type="dxa"/>
-            <w:bottom w:w="0" w:type="dxa"/>
-          </w:tblCellMar>
-        </w:tblPrEx>
         <w:trPr>
           <w:trHeight w:val="266"/>
         </w:trPr>
@@ -3213,12 +3296,6 @@
         </w:tc>
       </w:tr>
       <w:tr>
-        <w:tblPrEx>
-          <w:tblCellMar>
-            <w:top w:w="0" w:type="dxa"/>
-            <w:bottom w:w="0" w:type="dxa"/>
-          </w:tblCellMar>
-        </w:tblPrEx>
         <w:trPr>
           <w:trHeight w:val="270"/>
         </w:trPr>
@@ -3431,17 +3508,7 @@
           <w:szCs w:val="16"/>
           <w:lang w:eastAsia="pt-BR"/>
         </w:rPr>
-        <w:t xml:space="preserve"> Legenda: </w:t>
-      </w:r>
-      <w:r>
-        <w:rPr>
-          <w:rFonts w:ascii="Arial" w:eastAsia="Times New Roman" w:hAnsi="Arial" w:cs="Arial"/>
-          <w:color w:val="000000"/>
-          <w:sz w:val="16"/>
-          <w:szCs w:val="16"/>
-          <w:lang w:eastAsia="pt-BR"/>
-        </w:rPr>
-        <w:t>A.A.A = Após Assinatura do Acordo </w:t>
+        <w:t xml:space="preserve"> Legenda: A.A.A = Após Assinatura do Acordo </w:t>
       </w:r>
     </w:p>
     <w:p>
@@ -3467,7 +3534,51 @@
           <w:szCs w:val="16"/>
           <w:lang w:eastAsia="pt-BR"/>
         </w:rPr>
-        <w:t>Santa Maria,  de  XXX    de 202x</w:t>
+        <w:t>Santa Maria, </w:t>
+      </w:r>
+      <w:proofErr w:type="gramStart"/>
+      <w:r>
+        <w:rPr>
+          <w:rFonts w:ascii="Arial" w:eastAsia="Times New Roman" w:hAnsi="Arial" w:cs="Arial"/>
+          <w:color w:val="000000"/>
+          <w:sz w:val="16"/>
+          <w:szCs w:val="16"/>
+          <w:lang w:eastAsia="pt-BR"/>
+        </w:rPr>
+        <w:t xml:space="preserve">{{ </w:t>
+      </w:r>
+      <w:proofErr w:type="spellStart"/>
+      <w:r>
+        <w:rPr>
+          <w:rFonts w:ascii="Arial" w:eastAsia="Times New Roman" w:hAnsi="Arial" w:cs="Arial"/>
+          <w:color w:val="000000"/>
+          <w:sz w:val="16"/>
+          <w:szCs w:val="16"/>
+          <w:lang w:eastAsia="pt-BR"/>
+        </w:rPr>
+        <w:t>data</w:t>
+      </w:r>
+      <w:proofErr w:type="gramEnd"/>
+      <w:r>
+        <w:rPr>
+          <w:rFonts w:ascii="Arial" w:eastAsia="Times New Roman" w:hAnsi="Arial" w:cs="Arial"/>
+          <w:color w:val="000000"/>
+          <w:sz w:val="16"/>
+          <w:szCs w:val="16"/>
+          <w:lang w:eastAsia="pt-BR"/>
+        </w:rPr>
+        <w:t>_atual</w:t>
+      </w:r>
+      <w:proofErr w:type="spellEnd"/>
+      <w:r>
+        <w:rPr>
+          <w:rFonts w:ascii="Arial" w:eastAsia="Times New Roman" w:hAnsi="Arial" w:cs="Arial"/>
+          <w:color w:val="000000"/>
+          <w:sz w:val="16"/>
+          <w:szCs w:val="16"/>
+          <w:lang w:eastAsia="pt-BR"/>
+        </w:rPr>
+        <w:t xml:space="preserve"> }} </w:t>
       </w:r>
       <w:r>
         <w:rPr>
@@ -3488,6 +3599,8 @@
           <w:lang w:eastAsia="pt-BR"/>
         </w:rPr>
       </w:pPr>
+      <w:bookmarkStart w:id="0" w:name="_GoBack"/>
+      <w:bookmarkEnd w:id="0"/>
     </w:p>
     <w:tbl>
       <w:tblPr>
@@ -3505,12 +3618,6 @@
         <w:gridCol w:w="2468"/>
       </w:tblGrid>
       <w:tr>
-        <w:tblPrEx>
-          <w:tblCellMar>
-            <w:top w:w="0" w:type="dxa"/>
-            <w:bottom w:w="0" w:type="dxa"/>
-          </w:tblCellMar>
-        </w:tblPrEx>
         <w:trPr>
           <w:jc w:val="center"/>
         </w:trPr>
@@ -3594,12 +3701,6 @@
         </w:tc>
       </w:tr>
       <w:tr>
-        <w:tblPrEx>
-          <w:tblCellMar>
-            <w:top w:w="0" w:type="dxa"/>
-            <w:bottom w:w="0" w:type="dxa"/>
-          </w:tblCellMar>
-        </w:tblPrEx>
         <w:trPr>
           <w:jc w:val="center"/>
         </w:trPr>
@@ -3622,6 +3723,7 @@
               <w:spacing w:after="0" w:line="240" w:lineRule="auto"/>
               <w:jc w:val="center"/>
             </w:pPr>
+            <w:proofErr w:type="spellStart"/>
             <w:r>
               <w:rPr>
                 <w:rFonts w:ascii="Arial" w:eastAsia="Times New Roman" w:hAnsi="Arial" w:cs="Arial"/>
@@ -3632,6 +3734,7 @@
               </w:rPr>
               <w:t>xxxx</w:t>
             </w:r>
+            <w:proofErr w:type="spellEnd"/>
           </w:p>
           <w:p>
             <w:pPr>
@@ -3698,8 +3801,42 @@
                 <w:color w:val="000000"/>
                 <w:lang w:eastAsia="pt-BR"/>
               </w:rPr>
-              <w:t>Martha Bohrer Adaim</w:t>
-            </w:r>
+              <w:t xml:space="preserve">Martha </w:t>
+            </w:r>
+            <w:proofErr w:type="spellStart"/>
+            <w:r>
+              <w:rPr>
+                <w:rFonts w:ascii="Arial" w:eastAsia="Times New Roman" w:hAnsi="Arial" w:cs="Arial"/>
+                <w:b/>
+                <w:bCs/>
+                <w:color w:val="000000"/>
+                <w:lang w:eastAsia="pt-BR"/>
+              </w:rPr>
+              <w:t>Bohrer</w:t>
+            </w:r>
+            <w:proofErr w:type="spellEnd"/>
+            <w:r>
+              <w:rPr>
+                <w:rFonts w:ascii="Arial" w:eastAsia="Times New Roman" w:hAnsi="Arial" w:cs="Arial"/>
+                <w:b/>
+                <w:bCs/>
+                <w:color w:val="000000"/>
+                <w:lang w:eastAsia="pt-BR"/>
+              </w:rPr>
+              <w:t xml:space="preserve"> </w:t>
+            </w:r>
+            <w:proofErr w:type="spellStart"/>
+            <w:r>
+              <w:rPr>
+                <w:rFonts w:ascii="Arial" w:eastAsia="Times New Roman" w:hAnsi="Arial" w:cs="Arial"/>
+                <w:b/>
+                <w:bCs/>
+                <w:color w:val="000000"/>
+                <w:lang w:eastAsia="pt-BR"/>
+              </w:rPr>
+              <w:t>Adaim</w:t>
+            </w:r>
+            <w:proofErr w:type="spellEnd"/>
           </w:p>
           <w:p>
             <w:pPr>
@@ -4180,6 +4317,7 @@
   <w:style w:type="paragraph" w:default="1" w:styleId="Normal">
     <w:name w:val="Normal"/>
     <w:qFormat/>
+    <w:rsid w:val="0065237B"/>
     <w:pPr>
       <w:suppressAutoHyphens/>
     </w:pPr>
